--- a/pr-preview/pr-360/data-handout-tracked-changes.docx
+++ b/pr-preview/pr-360/data-handout-tracked-changes.docx
@@ -16,7 +16,7 @@
       </w:pPr>
       <w:del w:id="1" w:author="PR Preview" w:date="2026-01-01T00:00:00Z">
         <w:r>
-          <w:delText xml:space="preserve">Last modified: 2026-10-19 01:04:06 (PDT)</w:delText>
+          <w:delText xml:space="preserve">Last modified: 2026-10-19 01:24:50 (PDT)</w:delText>
         </w:r>
       </w:del>
     </w:p>
@@ -26,7 +26,7 @@
       </w:pPr>
       <w:ins w:id="2" w:author="PR Preview" w:date="2026-01-01T00:00:00Z">
         <w:r>
-          <w:t xml:space="preserve">Last modified: 2026-10-19 01:07:13 (PDT)</w:t>
+          <w:t xml:space="preserve">Last modified: 2026-10-19 01:43:36 (PDT)</w:t>
         </w:r>
       </w:ins>
     </w:p>

--- a/pr-preview/pr-360/data-handout-tracked-changes.docx
+++ b/pr-preview/pr-360/data-handout-tracked-changes.docx
@@ -16,7 +16,7 @@
       </w:pPr>
       <w:del w:id="1" w:author="PR Preview" w:date="2026-01-01T00:00:00Z">
         <w:r>
-          <w:delText xml:space="preserve">Last modified: 2026-10-19 01:24:50 (PDT)</w:delText>
+          <w:delText xml:space="preserve">Last modified: 2026-10-19 01:42:24 (PDT)</w:delText>
         </w:r>
       </w:del>
     </w:p>
@@ -26,7 +26,7 @@
       </w:pPr>
       <w:ins w:id="2" w:author="PR Preview" w:date="2026-01-01T00:00:00Z">
         <w:r>
-          <w:t xml:space="preserve">Last modified: 2026-10-19 01:43:36 (PDT)</w:t>
+          <w:t xml:space="preserve">Last modified: 2026-10-19 02:23:14 (PDT)</w:t>
         </w:r>
       </w:ins>
     </w:p>

--- a/pr-preview/pr-360/data-handout-tracked-changes.docx
+++ b/pr-preview/pr-360/data-handout-tracked-changes.docx
@@ -16,7 +16,7 @@
       </w:pPr>
       <w:del w:id="1" w:author="PR Preview" w:date="2026-01-01T00:00:00Z">
         <w:r>
-          <w:delText xml:space="preserve">Last modified: 2026-10-19 01:42:24 (PDT)</w:delText>
+          <w:delText xml:space="preserve">Last modified: 2026-10-19 02:56:37 (PDT)</w:delText>
         </w:r>
       </w:del>
     </w:p>
@@ -26,7 +26,7 @@
       </w:pPr>
       <w:ins w:id="2" w:author="PR Preview" w:date="2026-01-01T00:00:00Z">
         <w:r>
-          <w:t xml:space="preserve">Last modified: 2026-10-19 02:23:14 (PDT)</w:t>
+          <w:t xml:space="preserve">Last modified: 2026-10-19 03:03:52 (PDT)</w:t>
         </w:r>
       </w:ins>
     </w:p>
@@ -1139,7 +1139,7 @@
         </w:numPr>
       </w:pPr>
       <w:r>
-        <w:t xml:space="preserve">Write the values of those indicator variables,</w:t>
+        <w:t xml:space="preserve">Give the values of those indicator variables,</w:t>
       </w:r>
       <w:r>
         <w:t xml:space="preserve"> </w:t>
